--- a/data/exports/indefinite-integrals_revision_notes.docx
+++ b/data/exports/indefinite-integrals_revision_notes.docx
@@ -164,10 +164,10 @@
             <w:r>
               <w:rPr>
                 <w:b/>
-                <w:color w:val="C53030"/>
+                <w:color w:val="2B6CB0"/>
                 <w:sz w:val="19"/>
               </w:rPr>
-              <w:t>Very High</w:t>
+              <w:t>High</w:t>
             </w:r>
           </w:p>
         </w:tc>
@@ -189,7 +189,7 @@
                 <w:color w:val="2D3748"/>
                 <w:sz w:val="19"/>
               </w:rPr>
-              <w:t>Indefinite Integrals - Core Application</w:t>
+              <w:t>Standard Integrals, Substitution &amp; By Parts</w:t>
             </w:r>
           </w:p>
         </w:tc>
@@ -209,7 +209,7 @@
               <w:rPr>
                 <w:sz w:val="19"/>
               </w:rPr>
-              <w:t>18 PYQs</w:t>
+              <w:t>9 PYQs</w:t>
             </w:r>
           </w:p>
         </w:tc>
@@ -230,7 +230,94 @@
                 <w:color w:val="718096"/>
                 <w:sz w:val="19"/>
               </w:rPr>
-              <w:t>General Concept</w:t>
+              <w:t>Integration Techniques</w:t>
+            </w:r>
+          </w:p>
+        </w:tc>
+      </w:tr>
+      <w:tr>
+        <w:tc>
+          <w:tcPr>
+            <w:tcW w:type="dxa" w:w="2160"/>
+            <w:shd w:fill="FFFFFF"/>
+            <w:tcMar>
+              <w:top w:w="80" w:type="dxa"/>
+              <w:bottom w:w="80" w:type="dxa"/>
+              <w:left w:w="150" w:type="dxa"/>
+              <w:right w:w="150" w:type="dxa"/>
+            </w:tcMar>
+          </w:tcPr>
+          <w:p>
+            <w:r>
+              <w:rPr>
+                <w:b/>
+                <w:color w:val="2B6CB0"/>
+                <w:sz w:val="19"/>
+              </w:rPr>
+              <w:t>High</w:t>
+            </w:r>
+          </w:p>
+        </w:tc>
+        <w:tc>
+          <w:tcPr>
+            <w:tcW w:type="dxa" w:w="4320"/>
+            <w:shd w:fill="FFFFFF"/>
+            <w:tcMar>
+              <w:top w:w="80" w:type="dxa"/>
+              <w:bottom w:w="80" w:type="dxa"/>
+              <w:left w:w="150" w:type="dxa"/>
+              <w:right w:w="150" w:type="dxa"/>
+            </w:tcMar>
+          </w:tcPr>
+          <w:p>
+            <w:r>
+              <w:rPr>
+                <w:b/>
+                <w:color w:val="2D3748"/>
+                <w:sz w:val="19"/>
+              </w:rPr>
+              <w:t>Partial Fractions &amp; Special Algebraic Integrals</w:t>
+            </w:r>
+          </w:p>
+        </w:tc>
+        <w:tc>
+          <w:tcPr>
+            <w:tcW w:type="dxa" w:w="1728"/>
+            <w:shd w:fill="FFFFFF"/>
+            <w:tcMar>
+              <w:top w:w="80" w:type="dxa"/>
+              <w:bottom w:w="80" w:type="dxa"/>
+              <w:left w:w="150" w:type="dxa"/>
+              <w:right w:w="150" w:type="dxa"/>
+            </w:tcMar>
+          </w:tcPr>
+          <w:p>
+            <w:r>
+              <w:rPr>
+                <w:sz w:val="19"/>
+              </w:rPr>
+              <w:t>9 PYQs</w:t>
+            </w:r>
+          </w:p>
+        </w:tc>
+        <w:tc>
+          <w:tcPr>
+            <w:tcW w:type="dxa" w:w="1872"/>
+            <w:shd w:fill="FFFFFF"/>
+            <w:tcMar>
+              <w:top w:w="80" w:type="dxa"/>
+              <w:bottom w:w="80" w:type="dxa"/>
+              <w:left w:w="150" w:type="dxa"/>
+              <w:right w:w="150" w:type="dxa"/>
+            </w:tcMar>
+          </w:tcPr>
+          <w:p>
+            <w:r>
+              <w:rPr>
+                <w:color w:val="718096"/>
+                <w:sz w:val="19"/>
+              </w:rPr>
+              <w:t>Algebraic Integrals</w:t>
             </w:r>
           </w:p>
         </w:tc>
@@ -311,6 +398,98 @@
           </w:p>
         </w:tc>
       </w:tr>
+      <w:tr>
+        <w:tc>
+          <w:tcPr>
+            <w:tcW w:type="dxa" w:w="3600"/>
+            <w:shd w:fill="F7FAFC"/>
+            <w:tcMar>
+              <w:top w:w="100" w:type="dxa"/>
+              <w:bottom w:w="100" w:type="dxa"/>
+              <w:left w:w="150" w:type="dxa"/>
+              <w:right w:w="150" w:type="dxa"/>
+            </w:tcMar>
+          </w:tcPr>
+          <w:p>
+            <w:r>
+              <w:rPr>
+                <w:b/>
+                <w:color w:val="1A365D"/>
+                <w:sz w:val="19"/>
+              </w:rPr>
+              <w:t>Standard Integrals, Substitution &amp; By Parts</w:t>
+            </w:r>
+          </w:p>
+        </w:tc>
+        <w:tc>
+          <w:tcPr>
+            <w:tcW w:type="dxa" w:w="6480"/>
+            <w:shd w:fill="F7FAFC"/>
+            <w:tcMar>
+              <w:top w:w="100" w:type="dxa"/>
+              <w:bottom w:w="100" w:type="dxa"/>
+              <w:left w:w="150" w:type="dxa"/>
+              <w:right w:w="150" w:type="dxa"/>
+            </w:tcMar>
+          </w:tcPr>
+          <w:p>
+            <w:r>
+              <w:rPr>
+                <w:rFonts w:ascii="Cambria Math" w:hAnsi="Cambria Math"/>
+                <w:color w:val="2D3748"/>
+                <w:sz w:val="19"/>
+              </w:rPr>
+              <w:t>\int e^x [f(x) + f'(x)]\,dx = e^x f(x) + C, \quad \int \frac{dx}{x^2 - a^2} = \frac{1}{2a}\ln\left|\frac{x - a}{x + a}\right| + C, \quad \int \frac{dx}{\sqrt{a^2 - x^2}} = \sin^{-1}\left(\frac{x}{a}\right) + C</w:t>
+            </w:r>
+          </w:p>
+        </w:tc>
+      </w:tr>
+      <w:tr>
+        <w:tc>
+          <w:tcPr>
+            <w:tcW w:type="dxa" w:w="3600"/>
+            <w:shd w:fill="FFFFFF"/>
+            <w:tcMar>
+              <w:top w:w="100" w:type="dxa"/>
+              <w:bottom w:w="100" w:type="dxa"/>
+              <w:left w:w="150" w:type="dxa"/>
+              <w:right w:w="150" w:type="dxa"/>
+            </w:tcMar>
+          </w:tcPr>
+          <w:p>
+            <w:r>
+              <w:rPr>
+                <w:b/>
+                <w:color w:val="1A365D"/>
+                <w:sz w:val="19"/>
+              </w:rPr>
+              <w:t>Partial Fractions &amp; Special Algebraic Integrals</w:t>
+            </w:r>
+          </w:p>
+        </w:tc>
+        <w:tc>
+          <w:tcPr>
+            <w:tcW w:type="dxa" w:w="6480"/>
+            <w:shd w:fill="FFFFFF"/>
+            <w:tcMar>
+              <w:top w:w="100" w:type="dxa"/>
+              <w:bottom w:w="100" w:type="dxa"/>
+              <w:left w:w="150" w:type="dxa"/>
+              <w:right w:w="150" w:type="dxa"/>
+            </w:tcMar>
+          </w:tcPr>
+          <w:p>
+            <w:r>
+              <w:rPr>
+                <w:rFonts w:ascii="Cambria Math" w:hAnsi="Cambria Math"/>
+                <w:color w:val="2D3748"/>
+                <w:sz w:val="19"/>
+              </w:rPr>
+              <w:t>\int \frac{dx}{x^2 + a^2} = \frac{1}{a}\tan^{-1}\left(\frac{x}{a}\right) + C, \quad \int \frac{dx}{\sqrt{x^2 \pm a^2}} = \ln|x + \sqrt{x^2 \pm a^2}| + C</w:t>
+            </w:r>
+          </w:p>
+        </w:tc>
+      </w:tr>
     </w:tbl>
     <w:p>
       <w:pPr>
@@ -338,7 +517,7 @@
           <w:color w:val="2B6CB0"/>
           <w:sz w:val="24"/>
         </w:rPr>
-        <w:t>3.1 Indefinite Integrals - Core Application (Very High Yield — 18 PYQs)</w:t>
+        <w:t>3.1 Standard Integrals, Substitution &amp; By Parts (High Yield — 9 PYQs)</w:t>
       </w:r>
     </w:p>
     <w:p>
@@ -353,7 +532,7 @@
         <w:rPr>
           <w:sz w:val="20"/>
         </w:rPr>
-        <w:t>Key problem pattern in Indefinite Integrals.</w:t>
+        <w:t>Fundamental integrals, substitution methods, ILATE integration by parts, and linear/quadratic partial fractions.</w:t>
       </w:r>
     </w:p>
     <w:tbl>
@@ -391,7 +570,7 @@
                 <w:color w:val="2D3748"/>
                 <w:sz w:val="19"/>
               </w:rPr>
-              <w:t>Watch for algebraic and sign errors.</w:t>
+              <w:t>In integration by parts, follow the ILATE priority strictly for choosing the first function u (Inverse, Logarithmic, Algebraic, Trigonometric, Exponential).</w:t>
             </w:r>
           </w:p>
         </w:tc>
@@ -432,7 +611,215 @@
                 <w:color w:val="2D3748"/>
                 <w:sz w:val="19"/>
               </w:rPr>
-              <w:t>Verify dimensions and boundary conditions.</w:t>
+              <w:t>The pattern ∫ e^x [f(x) + f'(x)]\,dx = e^x f(x) + C appears with high frequency in both JEE Main and KCET.</w:t>
+            </w:r>
+          </w:p>
+        </w:tc>
+      </w:tr>
+    </w:tbl>
+    <w:p>
+      <w:pPr>
+        <w:spacing w:before="120" w:after="40"/>
+      </w:pPr>
+      <w:r>
+        <w:rPr>
+          <w:b/>
+          <w:color w:val="1A365D"/>
+          <w:sz w:val="19"/>
+        </w:rPr>
+        <w:t>Source PYQs testing this concept:</w:t>
+      </w:r>
+    </w:p>
+    <w:p>
+      <w:pPr>
+        <w:pStyle w:val="ListBullet"/>
+        <w:spacing w:after="40"/>
+      </w:pPr>
+      <w:r>
+        <w:rPr>
+          <w:b/>
+          <w:sz w:val="18"/>
+        </w:rPr>
+        <w:t xml:space="preserve">[2025 Evening Shift] Q#2 (Numerical): </w:t>
+      </w:r>
+      <w:r>
+        <w:rPr>
+          <w:sz w:val="18"/>
+        </w:rPr>
+        <w:t xml:space="preserve">"If $\int (\frac{1}{x}+\frac{1}{x^{3}})(\sqrt[23]{})dx=-\frac{\alpha}{3(\alpha+1)}(3x^{\beta}+x^{\gamma})^{\frac{\alpha+1}{\alpha}}+C,x&gt;0,(\a..."  </w:t>
+      </w:r>
+      <w:r>
+        <w:rPr>
+          <w:b/>
+          <w:color w:val="2B6CB0"/>
+          <w:sz w:val="18"/>
+        </w:rPr>
+        <w:t>[Ans: 19]</w:t>
+      </w:r>
+    </w:p>
+    <w:p>
+      <w:pPr>
+        <w:pStyle w:val="ListBullet"/>
+        <w:spacing w:after="40"/>
+      </w:pPr>
+      <w:r>
+        <w:rPr>
+          <w:b/>
+          <w:sz w:val="18"/>
+        </w:rPr>
+        <w:t xml:space="preserve">[2025 Evening Shift] Q#4 (Numerical): </w:t>
+      </w:r>
+      <w:r>
+        <w:rPr>
+          <w:sz w:val="18"/>
+        </w:rPr>
+        <w:t xml:space="preserve">"If ∫ \frac2x^2+5x+9√(x^2)+x+1dx=x√(x^2)+x+1+α√(x^2)+x+1+β log_(e)|x+(1 / 2)+√(x^2)+x+1|+C , ..."  </w:t>
+      </w:r>
+      <w:r>
+        <w:rPr>
+          <w:b/>
+          <w:color w:val="2B6CB0"/>
+          <w:sz w:val="18"/>
+        </w:rPr>
+        <w:t>[Ans: 16]</w:t>
+      </w:r>
+    </w:p>
+    <w:p>
+      <w:pPr>
+        <w:pStyle w:val="ListBullet"/>
+        <w:spacing w:after="40"/>
+      </w:pPr>
+      <w:r>
+        <w:rPr>
+          <w:b/>
+          <w:sz w:val="18"/>
+        </w:rPr>
+        <w:t xml:space="preserve">[2024 Evening Shift] Q#2 (Numerical): </w:t>
+      </w:r>
+      <w:r>
+        <w:rPr>
+          <w:sz w:val="18"/>
+        </w:rPr>
+        <w:t xml:space="preserve">"If ∫ cosec^5xdx=α cotxcosecx(cosec^2x+(3 / 2))+β log_(x)|tan(x / 2)|+C where α,β ∈ ℝ and C is the c..."  </w:t>
+      </w:r>
+      <w:r>
+        <w:rPr>
+          <w:b/>
+          <w:color w:val="2B6CB0"/>
+          <w:sz w:val="18"/>
+        </w:rPr>
+        <w:t>[Ans: 1]</w:t>
+      </w:r>
+    </w:p>
+    <w:p>
+      <w:pPr>
+        <w:spacing w:after="120"/>
+      </w:pPr>
+    </w:p>
+    <w:p>
+      <w:pPr>
+        <w:pStyle w:val="Heading2"/>
+      </w:pPr>
+      <w:r>
+        <w:rPr>
+          <w:color w:val="2B6CB0"/>
+          <w:sz w:val="24"/>
+        </w:rPr>
+        <w:t>3.2 Partial Fractions &amp; Special Algebraic Integrals (High Yield — 9 PYQs)</w:t>
+      </w:r>
+    </w:p>
+    <w:p>
+      <w:r>
+        <w:rPr>
+          <w:b/>
+          <w:sz w:val="20"/>
+        </w:rPr>
+        <w:t xml:space="preserve">Core Principle: </w:t>
+      </w:r>
+      <w:r>
+        <w:rPr>
+          <w:sz w:val="20"/>
+        </w:rPr>
+        <w:t>Integration using partial fraction decompositions, linear over quadratic forms, and standard quadratic root substitutions.</w:t>
+      </w:r>
+    </w:p>
+    <w:tbl>
+      <w:tblPr>
+        <w:tblW w:type="auto" w:w="0"/>
+        <w:jc w:val="center"/>
+        <w:tblLook w:firstColumn="1" w:firstRow="1" w:lastColumn="0" w:lastRow="0" w:noHBand="0" w:noVBand="1" w:val="04A0"/>
+      </w:tblPr>
+      <w:tblGrid>
+        <w:gridCol w:w="10080"/>
+      </w:tblGrid>
+      <w:tr>
+        <w:tc>
+          <w:tcPr>
+            <w:tcW w:type="dxa" w:w="10080"/>
+            <w:shd w:fill="FFF5F5"/>
+            <w:tcMar>
+              <w:top w:w="100" w:type="dxa"/>
+              <w:bottom w:w="100" w:type="dxa"/>
+              <w:left w:w="150" w:type="dxa"/>
+              <w:right w:w="150" w:type="dxa"/>
+            </w:tcMar>
+          </w:tcPr>
+          <w:p>
+            <w:r>
+              <w:rPr>
+                <w:b/>
+                <w:color w:val="C53030"/>
+                <w:sz w:val="19"/>
+              </w:rPr>
+              <w:t xml:space="preserve">⚠️ Common Trap / JEE Pitfall: </w:t>
+            </w:r>
+            <w:r>
+              <w:rPr>
+                <w:color w:val="2D3748"/>
+                <w:sz w:val="19"/>
+              </w:rPr>
+              <w:t>Check if degree of numerator ≥ degree of denominator; if so, polynomial long division MUST be performed first.</w:t>
+            </w:r>
+          </w:p>
+        </w:tc>
+      </w:tr>
+    </w:tbl>
+    <w:tbl>
+      <w:tblPr>
+        <w:tblW w:type="auto" w:w="0"/>
+        <w:jc w:val="center"/>
+        <w:tblLook w:firstColumn="1" w:firstRow="1" w:lastColumn="0" w:lastRow="0" w:noHBand="0" w:noVBand="1" w:val="04A0"/>
+      </w:tblPr>
+      <w:tblGrid>
+        <w:gridCol w:w="10080"/>
+      </w:tblGrid>
+      <w:tr>
+        <w:tc>
+          <w:tcPr>
+            <w:tcW w:type="dxa" w:w="10080"/>
+            <w:shd w:fill="F0FFF4"/>
+            <w:tcMar>
+              <w:top w:w="100" w:type="dxa"/>
+              <w:bottom w:w="100" w:type="dxa"/>
+              <w:left w:w="150" w:type="dxa"/>
+              <w:right w:w="150" w:type="dxa"/>
+            </w:tcMar>
+          </w:tcPr>
+          <w:p>
+            <w:r>
+              <w:rPr>
+                <w:b/>
+                <w:color w:val="276749"/>
+                <w:sz w:val="19"/>
+              </w:rPr>
+              <w:t xml:space="preserve">💡 Speed Hack / Trick: </w:t>
+            </w:r>
+            <w:r>
+              <w:rPr>
+                <w:color w:val="2D3748"/>
+                <w:sz w:val="19"/>
+              </w:rPr>
+              <w:t>For integrals of type ∫ (dx / a + bcos^2 x), divide numerator and denominator by cos^2 x and substitute tan x = t.</w:t>
             </w:r>
           </w:p>
         </w:tc>
@@ -488,33 +875,6 @@
           <w:b/>
           <w:sz w:val="18"/>
         </w:rPr>
-        <w:t xml:space="preserve">[2025 Evening Shift] Q#2 (Numerical): </w:t>
-      </w:r>
-      <w:r>
-        <w:rPr>
-          <w:sz w:val="18"/>
-        </w:rPr>
-        <w:t xml:space="preserve">"If $\int (\frac{1}{x}+\frac{1}{x^{3}})(\sqrt[23]{})dx=-\frac{\alpha}{3(\alpha+1)}(3x^{\beta}+x^{\gamma})^{\frac{\alpha+1}{\alpha}}+C,x&gt;0,(\a..."  </w:t>
-      </w:r>
-      <w:r>
-        <w:rPr>
-          <w:b/>
-          <w:color w:val="2B6CB0"/>
-          <w:sz w:val="18"/>
-        </w:rPr>
-        <w:t>[Ans: 19]</w:t>
-      </w:r>
-    </w:p>
-    <w:p>
-      <w:pPr>
-        <w:pStyle w:val="ListBullet"/>
-        <w:spacing w:after="40"/>
-      </w:pPr>
-      <w:r>
-        <w:rPr>
-          <w:b/>
-          <w:sz w:val="18"/>
-        </w:rPr>
         <w:t xml:space="preserve">[2025 Evening Shift] Q#3 (Numerical): </w:t>
       </w:r>
       <w:r>
@@ -530,6 +890,33 @@
           <w:sz w:val="18"/>
         </w:rPr>
         <w:t>[Ans: 379]</w:t>
+      </w:r>
+    </w:p>
+    <w:p>
+      <w:pPr>
+        <w:pStyle w:val="ListBullet"/>
+        <w:spacing w:after="40"/>
+      </w:pPr>
+      <w:r>
+        <w:rPr>
+          <w:b/>
+          <w:sz w:val="18"/>
+        </w:rPr>
+        <w:t xml:space="preserve">[2024 Evening Shift] Q#1 (Numerical): </w:t>
+      </w:r>
+      <w:r>
+        <w:rPr>
+          <w:sz w:val="18"/>
+        </w:rPr>
+        <w:t xml:space="preserve">"If ∫ \frac1\sqrt[5]dx=A((α x-1 / β x+3))^B+C , where C is the constant of integration, then the value of $\alpha..."  </w:t>
+      </w:r>
+      <w:r>
+        <w:rPr>
+          <w:b/>
+          <w:color w:val="2B6CB0"/>
+          <w:sz w:val="18"/>
+        </w:rPr>
+        <w:t>[Ans: 7]</w:t>
       </w:r>
     </w:p>
     <w:p>
@@ -612,6 +999,79 @@
               <w:t>Solution Analysis:</w:t>
               <w:br/>
               <w:t>∫ (sinx)^(-11 / 2)(cosx)^(-5 / 2)dx=∫ \frac1Tan^11/2x · sec^8xdx=∫ \frac(1+Tan^2x)^3sec^2xTan^11/2xdx putTanx=t \frac15p_(1)p_(2)p_(3)p_(4)q_(1)q_(2)q_(3)q_(4)=(15(2 × 6 × 6 × 2) / 9 × 5 × 1 × 3)=16</w:t>
+            </w:r>
+          </w:p>
+        </w:tc>
+      </w:tr>
+    </w:tbl>
+    <w:p>
+      <w:pPr>
+        <w:spacing w:after="120"/>
+      </w:pPr>
+    </w:p>
+    <w:p>
+      <w:pPr>
+        <w:spacing w:before="160" w:after="40"/>
+      </w:pPr>
+      <w:r>
+        <w:rPr>
+          <w:b/>
+          <w:color w:val="1A365D"/>
+          <w:sz w:val="22"/>
+        </w:rPr>
+        <w:t>Benchmark Problem 2: JEE Main 2025 (Online) 7th April Evening Shift (Q#2)</w:t>
+      </w:r>
+    </w:p>
+    <w:p>
+      <w:pPr>
+        <w:spacing w:after="80"/>
+      </w:pPr>
+      <w:r>
+        <w:rPr>
+          <w:sz w:val="20"/>
+        </w:rPr>
+        <w:t>If ∫ ((1 / x)+\frac1x^3)(\sqrt[23])dx=-(α / 3(α+1))(3x^β+x^γ)^(α+1 / α)+C,x&gt;0,(α,β,γ ∈ Z) , where C is the constant of integration, then α+β+γ is equal to ___________.</w:t>
+      </w:r>
+    </w:p>
+    <w:tbl>
+      <w:tblPr>
+        <w:tblW w:type="auto" w:w="0"/>
+        <w:jc w:val="center"/>
+        <w:tblLook w:firstColumn="1" w:firstRow="1" w:lastColumn="0" w:lastRow="0" w:noHBand="0" w:noVBand="1" w:val="04A0"/>
+      </w:tblPr>
+      <w:tblGrid>
+        <w:gridCol w:w="10080"/>
+      </w:tblGrid>
+      <w:tr>
+        <w:tc>
+          <w:tcPr>
+            <w:tcW w:type="dxa" w:w="10080"/>
+            <w:shd w:fill="F7FAFC"/>
+            <w:tcMar>
+              <w:top w:w="100" w:type="dxa"/>
+              <w:bottom w:w="100" w:type="dxa"/>
+              <w:left w:w="150" w:type="dxa"/>
+              <w:right w:w="150" w:type="dxa"/>
+            </w:tcMar>
+          </w:tcPr>
+          <w:p>
+            <w:r>
+              <w:rPr>
+                <w:b/>
+                <w:color w:val="1A365D"/>
+                <w:sz w:val="19"/>
+              </w:rPr>
+              <w:t>Correct Answer: 19</w:t>
+              <w:br/>
+            </w:r>
+            <w:r>
+              <w:rPr>
+                <w:color w:val="2D3748"/>
+                <w:sz w:val="18"/>
+              </w:rPr>
+              <w:t>Solution Analysis:</w:t>
+              <w:br/>
+              <w:t>∫ (\frac1x^2+\frac1x^4)((3 / x)+\frac1x^3)^(1 / 23)dx usingt=(3 / x)+\frac1x^3 ⇒ dt=-3(\frac1x^2+\frac1x^4)dx ∫ \fract^1/23dt-3=\fract^24/23((24 / 23))(-3)+C ⇒ α=23β=-1γ=-3 α+β+γ=19</w:t>
             </w:r>
           </w:p>
         </w:tc>

--- a/data/exports/indefinite-integrals_revision_notes.docx
+++ b/data/exports/indefinite-integrals_revision_notes.docx
@@ -164,10 +164,10 @@
             <w:r>
               <w:rPr>
                 <w:b/>
-                <w:color w:val="2B6CB0"/>
+                <w:color w:val="C53030"/>
                 <w:sz w:val="19"/>
               </w:rPr>
-              <w:t>High</w:t>
+              <w:t>Very High</w:t>
             </w:r>
           </w:p>
         </w:tc>
@@ -209,7 +209,7 @@
               <w:rPr>
                 <w:sz w:val="19"/>
               </w:rPr>
-              <w:t>9 PYQs</w:t>
+              <w:t>17 PYQs</w:t>
             </w:r>
           </w:p>
         </w:tc>
@@ -251,10 +251,10 @@
             <w:r>
               <w:rPr>
                 <w:b/>
-                <w:color w:val="2B6CB0"/>
+                <w:color w:val="718096"/>
                 <w:sz w:val="19"/>
               </w:rPr>
-              <w:t>High</w:t>
+              <w:t>Standard</w:t>
             </w:r>
           </w:p>
         </w:tc>
@@ -296,7 +296,7 @@
               <w:rPr>
                 <w:sz w:val="19"/>
               </w:rPr>
-              <w:t>9 PYQs</w:t>
+              <w:t>1 PYQs</w:t>
             </w:r>
           </w:p>
         </w:tc>
@@ -517,7 +517,7 @@
           <w:color w:val="2B6CB0"/>
           <w:sz w:val="24"/>
         </w:rPr>
-        <w:t>3.1 Standard Integrals, Substitution &amp; By Parts (High Yield — 9 PYQs)</w:t>
+        <w:t>3.1 Standard Integrals, Substitution &amp; By Parts (Very High Yield — 17 PYQs)</w:t>
       </w:r>
     </w:p>
     <w:p>
@@ -640,13 +640,13 @@
           <w:b/>
           <w:sz w:val="18"/>
         </w:rPr>
-        <w:t xml:space="preserve">[2025 Evening Shift] Q#2 (Numerical): </w:t>
+        <w:t xml:space="preserve">[2026 Morning Shift] Q#1 (Numerical): </w:t>
       </w:r>
       <w:r>
         <w:rPr>
           <w:sz w:val="18"/>
         </w:rPr>
-        <w:t xml:space="preserve">"If $\int (\frac{1}{x}+\frac{1}{x^{3}})(\sqrt[23]{})dx=-\frac{\alpha}{3(\alpha+1)}(3x^{\beta}+x^{\gamma})^{\frac{\alpha+1}{\alpha}}+C,x&gt;0,(\a..."  </w:t>
+        <w:t xml:space="preserve">"If $\int (sinx)^{\frac{-11}{2}}(cosx)^{\frac{-5}{2}}dx=-\frac{p_{1}}{q_{1}}(cotx)^{\frac{9}{2}}-\frac{p_{2}}{q_{2}}(cotx)^{\frac{5}{2}}-\fra..."  </w:t>
       </w:r>
       <w:r>
         <w:rPr>
@@ -654,7 +654,34 @@
           <w:color w:val="2B6CB0"/>
           <w:sz w:val="18"/>
         </w:rPr>
-        <w:t>[Ans: 19]</w:t>
+        <w:t>[Ans: 16]</w:t>
+      </w:r>
+    </w:p>
+    <w:p>
+      <w:pPr>
+        <w:pStyle w:val="ListBullet"/>
+        <w:spacing w:after="40"/>
+      </w:pPr>
+      <w:r>
+        <w:rPr>
+          <w:b/>
+          <w:sz w:val="18"/>
+        </w:rPr>
+        <w:t xml:space="preserve">[2025 Evening Shift] Q#3 (Numerical): </w:t>
+      </w:r>
+      <w:r>
+        <w:rPr>
+          <w:sz w:val="18"/>
+        </w:rPr>
+        <w:t xml:space="preserve">"If ∫ \frac(√(1+x^2)+x)^10(√(1+x^2)-x)^9dx=(1 / m)((√(1+x^2)+x)^n(n√(1+x^2)-x))+C where C is the c..."  </w:t>
+      </w:r>
+      <w:r>
+        <w:rPr>
+          <w:b/>
+          <w:color w:val="2B6CB0"/>
+          <w:sz w:val="18"/>
+        </w:rPr>
+        <w:t>[Ans: 379]</w:t>
       </w:r>
     </w:p>
     <w:p>
@@ -686,33 +713,6 @@
     </w:p>
     <w:p>
       <w:pPr>
-        <w:pStyle w:val="ListBullet"/>
-        <w:spacing w:after="40"/>
-      </w:pPr>
-      <w:r>
-        <w:rPr>
-          <w:b/>
-          <w:sz w:val="18"/>
-        </w:rPr>
-        <w:t xml:space="preserve">[2024 Evening Shift] Q#2 (Numerical): </w:t>
-      </w:r>
-      <w:r>
-        <w:rPr>
-          <w:sz w:val="18"/>
-        </w:rPr>
-        <w:t xml:space="preserve">"If ∫ cosec^5xdx=α cotxcosecx(cosec^2x+(3 / 2))+β log_(x)|tan(x / 2)|+C where α,β ∈ ℝ and C is the c..."  </w:t>
-      </w:r>
-      <w:r>
-        <w:rPr>
-          <w:b/>
-          <w:color w:val="2B6CB0"/>
-          <w:sz w:val="18"/>
-        </w:rPr>
-        <w:t>[Ans: 1]</w:t>
-      </w:r>
-    </w:p>
-    <w:p>
-      <w:pPr>
         <w:spacing w:after="120"/>
       </w:pPr>
     </w:p>
@@ -725,7 +725,7 @@
           <w:color w:val="2B6CB0"/>
           <w:sz w:val="24"/>
         </w:rPr>
-        <w:t>3.2 Partial Fractions &amp; Special Algebraic Integrals (High Yield — 9 PYQs)</w:t>
+        <w:t>3.2 Partial Fractions &amp; Special Algebraic Integrals (Standard Yield — 1 PYQs)</w:t>
       </w:r>
     </w:p>
     <w:p>
@@ -848,13 +848,13 @@
           <w:b/>
           <w:sz w:val="18"/>
         </w:rPr>
-        <w:t xml:space="preserve">[2026 Morning Shift] Q#1 (Numerical): </w:t>
+        <w:t xml:space="preserve">[2025 Evening Shift] Q#2 (Numerical): </w:t>
       </w:r>
       <w:r>
         <w:rPr>
           <w:sz w:val="18"/>
         </w:rPr>
-        <w:t xml:space="preserve">"If $\int (sinx)^{\frac{-11}{2}}(cosx)^{\frac{-5}{2}}dx=-\frac{p_{1}}{q_{1}}(cotx)^{\frac{9}{2}}-\frac{p_{2}}{q_{2}}(cotx)^{\frac{5}{2}}-\fra..."  </w:t>
+        <w:t xml:space="preserve">"If $\int (\frac{1}{x}+\frac{1}{x^{3}})(\sqrt[23]{})dx=-\frac{\alpha}{3(\alpha+1)}(3x^{\beta}+x^{\gamma})^{\frac{\alpha+1}{\alpha}}+C,x&gt;0,(\a..."  </w:t>
       </w:r>
       <w:r>
         <w:rPr>
@@ -862,61 +862,7 @@
           <w:color w:val="2B6CB0"/>
           <w:sz w:val="18"/>
         </w:rPr>
-        <w:t>[Ans: 16]</w:t>
-      </w:r>
-    </w:p>
-    <w:p>
-      <w:pPr>
-        <w:pStyle w:val="ListBullet"/>
-        <w:spacing w:after="40"/>
-      </w:pPr>
-      <w:r>
-        <w:rPr>
-          <w:b/>
-          <w:sz w:val="18"/>
-        </w:rPr>
-        <w:t xml:space="preserve">[2025 Evening Shift] Q#3 (Numerical): </w:t>
-      </w:r>
-      <w:r>
-        <w:rPr>
-          <w:sz w:val="18"/>
-        </w:rPr>
-        <w:t xml:space="preserve">"If ∫ \frac(√(1+x^2)+x)^10(√(1+x^2)-x)^9dx=(1 / m)((√(1+x^2)+x)^n(n√(1+x^2)-x))+C where C is the c..."  </w:t>
-      </w:r>
-      <w:r>
-        <w:rPr>
-          <w:b/>
-          <w:color w:val="2B6CB0"/>
-          <w:sz w:val="18"/>
-        </w:rPr>
-        <w:t>[Ans: 379]</w:t>
-      </w:r>
-    </w:p>
-    <w:p>
-      <w:pPr>
-        <w:pStyle w:val="ListBullet"/>
-        <w:spacing w:after="40"/>
-      </w:pPr>
-      <w:r>
-        <w:rPr>
-          <w:b/>
-          <w:sz w:val="18"/>
-        </w:rPr>
-        <w:t xml:space="preserve">[2024 Evening Shift] Q#1 (Numerical): </w:t>
-      </w:r>
-      <w:r>
-        <w:rPr>
-          <w:sz w:val="18"/>
-        </w:rPr>
-        <w:t xml:space="preserve">"If ∫ \frac1\sqrt[5]dx=A((α x-1 / β x+3))^B+C , where C is the constant of integration, then the value of $\alpha..."  </w:t>
-      </w:r>
-      <w:r>
-        <w:rPr>
-          <w:b/>
-          <w:color w:val="2B6CB0"/>
-          <w:sz w:val="18"/>
-        </w:rPr>
-        <w:t>[Ans: 7]</w:t>
+        <w:t>[Ans: 19]</w:t>
       </w:r>
     </w:p>
     <w:p>
